--- a/docs/lista_louvores/Textos_Louvores/CONTRIÇÃO.docx
+++ b/docs/lista_louvores/Textos_Louvores/CONTRIÇÃO.docx
@@ -1,25 +1,17 @@
 
 <file path=word/document.xml><?xml version="1.0" encoding="utf-8"?>
-<w:document xmlns:wpc="http://schemas.microsoft.com/office/word/2010/wordprocessingCanvas" xmlns:cx="http://schemas.microsoft.com/office/drawing/2014/chartex" xmlns:cx1="http://schemas.microsoft.com/office/drawing/2015/9/8/chartex" xmlns:cx2="http://schemas.microsoft.com/office/drawing/2015/10/21/chartex" xmlns:cx3="http://schemas.microsoft.com/office/drawing/2016/5/9/chartex" xmlns:cx4="http://schemas.microsoft.com/office/drawing/2016/5/10/chartex" xmlns:cx5="http://schemas.microsoft.com/office/drawing/2016/5/11/chartex" xmlns:cx6="http://schemas.microsoft.com/office/drawing/2016/5/12/chartex" xmlns:cx7="http://schemas.microsoft.com/office/drawing/2016/5/13/chartex" xmlns:cx8="http://schemas.microsoft.com/office/drawing/2016/5/14/chartex" xmlns:mc="http://schemas.openxmlformats.org/markup-compatibility/2006" xmlns:aink="http://schemas.microsoft.com/office/drawing/2016/ink" xmlns:am3d="http://schemas.microsoft.com/office/drawing/2017/model3d" xmlns:o="urn:schemas-microsoft-com:office:office" xmlns:oel="http://schemas.microsoft.com/office/2019/extlst" xmlns:r="http://schemas.openxmlformats.org/officeDocument/2006/relationships" xmlns:m="http://schemas.openxmlformats.org/officeDocument/2006/math" xmlns:v="urn:schemas-microsoft-com:vml" xmlns:wp14="http://schemas.microsoft.com/office/word/2010/wordprocessingDrawing" xmlns:wp="http://schemas.openxmlformats.org/drawingml/2006/wordprocessingDrawing" xmlns:w10="urn:schemas-microsoft-com:office:word" xmlns:w="http://schemas.openxmlformats.org/wordprocessingml/2006/main" xmlns:w14="http://schemas.microsoft.com/office/word/2010/wordml" xmlns:w15="http://schemas.microsoft.com/office/word/2012/wordml" xmlns:w16cei="http://schemas.microsoft.com/office/word/2026/wordml/cei" xmlns:w16cex="http://schemas.microsoft.com/office/word/2018/wordml/cex" xmlns:w16cid="http://schemas.microsoft.com/office/word/2016/wordml/cid" xmlns:w16="http://schemas.microsoft.com/office/word/2018/wordml" xmlns:w16du="http://schemas.microsoft.com/office/word/2023/wordml/word16du" xmlns:w16sdtdh="http://schemas.microsoft.com/office/word/2020/wordml/sdtdatahash" xmlns:w16sdtfl="http://schemas.microsoft.com/office/word/2024/wordml/sdtformatlock" xmlns:w16se="http://schemas.microsoft.com/office/word/2015/wordml/symex" xmlns:wpg="http://schemas.microsoft.com/office/word/2010/wordprocessingGroup" xmlns:wpi="http://schemas.microsoft.com/office/word/2010/wordprocessingInk" xmlns:wne="http://schemas.microsoft.com/office/word/2006/wordml" xmlns:wps="http://schemas.microsoft.com/office/word/2010/wordprocessingShape" mc:Ignorable="w14 w15 w16se w16cid w16 w16cex w16sdtdh w16sdtfl w16du wp14">
+<w:document xmlns:wpc="http://schemas.microsoft.com/office/word/2010/wordprocessingCanvas" xmlns:cx="http://schemas.microsoft.com/office/drawing/2014/chartex" xmlns:cx1="http://schemas.microsoft.com/office/drawing/2015/9/8/chartex" xmlns:cx2="http://schemas.microsoft.com/office/drawing/2015/10/21/chartex" xmlns:cx3="http://schemas.microsoft.com/office/drawing/2016/5/9/chartex" xmlns:cx4="http://schemas.microsoft.com/office/drawing/2016/5/10/chartex" xmlns:cx5="http://schemas.microsoft.com/office/drawing/2016/5/11/chartex" xmlns:cx6="http://schemas.microsoft.com/office/drawing/2016/5/12/chartex" xmlns:cx7="http://schemas.microsoft.com/office/drawing/2016/5/13/chartex" xmlns:cx8="http://schemas.microsoft.com/office/drawing/2016/5/14/chartex" xmlns:mc="http://schemas.openxmlformats.org/markup-compatibility/2006" xmlns:aink="http://schemas.microsoft.com/office/drawing/2016/ink" xmlns:am3d="http://schemas.microsoft.com/office/drawing/2017/model3d" xmlns:o="urn:schemas-microsoft-com:office:office" xmlns:oel="http://schemas.microsoft.com/office/2019/extlst" xmlns:r="http://schemas.openxmlformats.org/officeDocument/2006/relationships" xmlns:m="http://schemas.openxmlformats.org/officeDocument/2006/math" xmlns:v="urn:schemas-microsoft-com:vml" xmlns:wp14="http://schemas.microsoft.com/office/word/2010/wordprocessingDrawing" xmlns:wp="http://schemas.openxmlformats.org/drawingml/2006/wordprocessingDrawing" xmlns:w10="urn:schemas-microsoft-com:office:word" xmlns:w="http://schemas.openxmlformats.org/wordprocessingml/2006/main" xmlns:w14="http://schemas.microsoft.com/office/word/2010/wordml" xmlns:w15="http://schemas.microsoft.com/office/word/2012/wordml" xmlns:w16cex="http://schemas.microsoft.com/office/word/2018/wordml/cex" xmlns:w16cid="http://schemas.microsoft.com/office/word/2016/wordml/cid" xmlns:w16="http://schemas.microsoft.com/office/word/2018/wordml" xmlns:w16du="http://schemas.microsoft.com/office/word/2023/wordml/word16du" xmlns:w16sdtdh="http://schemas.microsoft.com/office/word/2020/wordml/sdtdatahash" xmlns:w16sdtfl="http://schemas.microsoft.com/office/word/2024/wordml/sdtformatlock" xmlns:w16se="http://schemas.microsoft.com/office/word/2015/wordml/symex" xmlns:wpg="http://schemas.microsoft.com/office/word/2010/wordprocessingGroup" xmlns:wpi="http://schemas.microsoft.com/office/word/2010/wordprocessingInk" xmlns:wne="http://schemas.microsoft.com/office/word/2006/wordml" xmlns:wps="http://schemas.microsoft.com/office/word/2010/wordprocessingShape" mc:Ignorable="w14 w15 w16se w16cid w16 w16cex w16sdtdh w16sdtfl w16du wp14">
   <w:body>
     <w:p>
       <w:pPr>
-        <w:rPr>
-          <w:rFonts w:ascii="Times New Roman" w:hAnsi="Times New Roman"/>
-          <w:u w:val="single"/>
-        </w:rPr>
+        <w:pStyle w:val="Ttulo1"/>
       </w:pPr>
       <w:r>
-        <w:rPr>
-          <w:rFonts w:ascii="Times New Roman" w:hAnsi="Times New Roman"/>
-          <w:u w:val="single"/>
-        </w:rPr>
         <w:t>CONTRIÇÃO</w:t>
       </w:r>
     </w:p>
     <w:p>
       <w:pPr>
-        <w:spacing w:before="120" w:after="0"/>
         <w:rPr>
           <w:rFonts w:ascii="Times New Roman" w:hAnsi="Times New Roman"/>
           <w:bCs/>
@@ -43,7 +35,6 @@
     </w:p>
     <w:p>
       <w:pPr>
-        <w:spacing w:after="0"/>
         <w:rPr>
           <w:rFonts w:ascii="Times New Roman" w:hAnsi="Times New Roman"/>
           <w:bCs/>
@@ -54,12 +45,53 @@
           <w:rFonts w:ascii="Times New Roman" w:hAnsi="Times New Roman"/>
           <w:bCs/>
         </w:rPr>
-        <w:t>Se sofri, minha dor quero Te ofertar</w:t>
+        <w:t xml:space="preserve">Se sofri, minha dor </w:t>
+      </w:r>
+      <w:r>
+        <w:rPr>
+          <w:rFonts w:ascii="Times New Roman" w:hAnsi="Times New Roman"/>
+          <w:bCs/>
+        </w:rPr>
+        <w:br/>
+      </w:r>
+      <w:r>
+        <w:rPr>
+          <w:rFonts w:ascii="Times New Roman" w:hAnsi="Times New Roman"/>
+          <w:bCs/>
+        </w:rPr>
+        <w:t>quero Te ofertar</w:t>
+      </w:r>
+      <w:r>
+        <w:rPr>
+          <w:rFonts w:ascii="Times New Roman" w:hAnsi="Times New Roman"/>
+          <w:bCs/>
+        </w:rPr>
+        <w:br/>
+      </w:r>
+      <w:r>
+        <w:rPr>
+          <w:rFonts w:ascii="Times New Roman" w:hAnsi="Times New Roman"/>
+          <w:bCs/>
+        </w:rPr>
+        <w:t xml:space="preserve">Se esqueci Teu favor, </w:t>
+      </w:r>
+      <w:r>
+        <w:rPr>
+          <w:rFonts w:ascii="Times New Roman" w:hAnsi="Times New Roman"/>
+          <w:bCs/>
+        </w:rPr>
+        <w:br/>
+      </w:r>
+      <w:r>
+        <w:rPr>
+          <w:rFonts w:ascii="Times New Roman" w:hAnsi="Times New Roman"/>
+          <w:bCs/>
+        </w:rPr>
+        <w:t>quero retornar</w:t>
       </w:r>
     </w:p>
     <w:p>
       <w:pPr>
-        <w:spacing w:after="0"/>
         <w:rPr>
           <w:rFonts w:ascii="Times New Roman" w:hAnsi="Times New Roman"/>
           <w:bCs/>
@@ -70,193 +102,260 @@
           <w:rFonts w:ascii="Times New Roman" w:hAnsi="Times New Roman"/>
           <w:bCs/>
         </w:rPr>
-        <w:t>Se esqueci Teu favor, quero retornar</w:t>
+        <w:t xml:space="preserve">Quero aqui, e </w:t>
+      </w:r>
+      <w:proofErr w:type="gramStart"/>
+      <w:r>
+        <w:rPr>
+          <w:rFonts w:ascii="Times New Roman" w:hAnsi="Times New Roman"/>
+          <w:bCs/>
+        </w:rPr>
+        <w:t>onde</w:t>
+      </w:r>
+      <w:proofErr w:type="gramEnd"/>
+      <w:r>
+        <w:rPr>
+          <w:rFonts w:ascii="Times New Roman" w:hAnsi="Times New Roman"/>
+          <w:bCs/>
+        </w:rPr>
+        <w:t xml:space="preserve"> for, </w:t>
+      </w:r>
+      <w:r>
+        <w:rPr>
+          <w:rFonts w:ascii="Times New Roman" w:hAnsi="Times New Roman"/>
+          <w:bCs/>
+        </w:rPr>
+        <w:br/>
+      </w:r>
+      <w:r>
+        <w:rPr>
+          <w:rFonts w:ascii="Times New Roman" w:hAnsi="Times New Roman"/>
+          <w:bCs/>
+        </w:rPr>
+        <w:t>tudo Te entregar</w:t>
       </w:r>
     </w:p>
     <w:p>
       <w:pPr>
-        <w:spacing w:after="0"/>
-        <w:rPr>
-          <w:rFonts w:ascii="Times New Roman" w:hAnsi="Times New Roman"/>
-          <w:bCs/>
+        <w:rPr>
+          <w:rFonts w:ascii="Times New Roman" w:hAnsi="Times New Roman"/>
+          <w:b/>
+          <w:bCs/>
+          <w:i/>
         </w:rPr>
       </w:pPr>
       <w:r>
         <w:rPr>
           <w:rFonts w:ascii="Times New Roman" w:hAnsi="Times New Roman"/>
-          <w:bCs/>
-        </w:rPr>
-        <w:t>Quero aqui, e onde for, tudo Te entregar</w:t>
+          <w:b/>
+          <w:bCs/>
+          <w:i/>
+        </w:rPr>
+        <w:t>Agora que achei o Teu altar</w:t>
+      </w:r>
+      <w:r>
+        <w:rPr>
+          <w:rFonts w:ascii="Times New Roman" w:hAnsi="Times New Roman"/>
+          <w:b/>
+          <w:bCs/>
+          <w:i/>
+        </w:rPr>
+        <w:br/>
+        <w:t>Lá fora cansei demais</w:t>
+      </w:r>
+      <w:r>
+        <w:rPr>
+          <w:rFonts w:ascii="Times New Roman" w:hAnsi="Times New Roman"/>
+          <w:b/>
+          <w:bCs/>
+          <w:i/>
+        </w:rPr>
+        <w:br/>
+      </w:r>
+      <w:r>
+        <w:rPr>
+          <w:rFonts w:ascii="Times New Roman" w:hAnsi="Times New Roman"/>
+          <w:b/>
+          <w:bCs/>
+          <w:i/>
+        </w:rPr>
+        <w:t>Minora o sofrer do meu penar</w:t>
+      </w:r>
+      <w:r>
+        <w:rPr>
+          <w:rFonts w:ascii="Times New Roman" w:hAnsi="Times New Roman"/>
+          <w:b/>
+          <w:bCs/>
+          <w:i/>
+        </w:rPr>
+        <w:br/>
+        <w:t>Consola-me com Tua paz</w:t>
       </w:r>
     </w:p>
     <w:p>
       <w:pPr>
-        <w:spacing w:before="120" w:after="0"/>
-        <w:rPr>
-          <w:rFonts w:ascii="Times New Roman" w:hAnsi="Times New Roman"/>
-          <w:b/>
-          <w:bCs/>
-          <w:i/>
+        <w:rPr>
+          <w:rFonts w:ascii="Times New Roman" w:hAnsi="Times New Roman"/>
+          <w:bCs/>
         </w:rPr>
       </w:pPr>
       <w:r>
         <w:rPr>
           <w:rFonts w:ascii="Times New Roman" w:hAnsi="Times New Roman"/>
-          <w:b/>
-          <w:bCs/>
-          <w:i/>
-        </w:rPr>
-        <w:t>Agora que achei o Teu altar</w:t>
-      </w:r>
-      <w:r>
-        <w:rPr>
-          <w:rFonts w:ascii="Times New Roman" w:hAnsi="Times New Roman"/>
-          <w:b/>
-          <w:bCs/>
-          <w:i/>
+          <w:bCs/>
+        </w:rPr>
+        <w:t xml:space="preserve">Se ofendi meu irmão </w:t>
+      </w:r>
+      <w:r>
+        <w:rPr>
+          <w:rFonts w:ascii="Times New Roman" w:hAnsi="Times New Roman"/>
+          <w:bCs/>
         </w:rPr>
         <w:br/>
-        <w:t>Lá fora cansei demais</w:t>
+      </w:r>
+      <w:r>
+        <w:rPr>
+          <w:rFonts w:ascii="Times New Roman" w:hAnsi="Times New Roman"/>
+          <w:bCs/>
+        </w:rPr>
+        <w:t>venho confessar</w:t>
+      </w:r>
+      <w:r>
+        <w:rPr>
+          <w:rFonts w:ascii="Times New Roman" w:hAnsi="Times New Roman"/>
+          <w:bCs/>
+        </w:rPr>
+        <w:br/>
+      </w:r>
+      <w:r>
+        <w:rPr>
+          <w:rFonts w:ascii="Times New Roman" w:hAnsi="Times New Roman"/>
+          <w:bCs/>
+        </w:rPr>
+        <w:t xml:space="preserve">Se retive o perdão, </w:t>
+      </w:r>
+      <w:r>
+        <w:rPr>
+          <w:rFonts w:ascii="Times New Roman" w:hAnsi="Times New Roman"/>
+          <w:bCs/>
+        </w:rPr>
+        <w:br/>
+      </w:r>
+      <w:r>
+        <w:rPr>
+          <w:rFonts w:ascii="Times New Roman" w:hAnsi="Times New Roman"/>
+          <w:bCs/>
+        </w:rPr>
+        <w:t>dá-me o perdoar</w:t>
       </w:r>
     </w:p>
     <w:p>
       <w:pPr>
-        <w:spacing w:after="0"/>
-        <w:rPr>
-          <w:rFonts w:ascii="Times New Roman" w:hAnsi="Times New Roman"/>
-          <w:b/>
-          <w:bCs/>
-          <w:i/>
+        <w:rPr>
+          <w:rFonts w:ascii="Times New Roman" w:hAnsi="Times New Roman"/>
+          <w:bCs/>
         </w:rPr>
       </w:pPr>
       <w:r>
         <w:rPr>
           <w:rFonts w:ascii="Times New Roman" w:hAnsi="Times New Roman"/>
-          <w:b/>
-          <w:bCs/>
-          <w:i/>
-        </w:rPr>
-        <w:t>Minora o sofrer do meu penar</w:t>
-      </w:r>
-      <w:r>
-        <w:rPr>
-          <w:rFonts w:ascii="Times New Roman" w:hAnsi="Times New Roman"/>
-          <w:b/>
-          <w:bCs/>
-          <w:i/>
+          <w:bCs/>
+        </w:rPr>
+        <w:t xml:space="preserve">Sei que em Ti todo amor </w:t>
+      </w:r>
+      <w:r>
+        <w:rPr>
+          <w:rFonts w:ascii="Times New Roman" w:hAnsi="Times New Roman"/>
+          <w:bCs/>
         </w:rPr>
         <w:br/>
-        <w:t>Consola-me com Tua paz</w:t>
+      </w:r>
+      <w:r>
+        <w:rPr>
+          <w:rFonts w:ascii="Times New Roman" w:hAnsi="Times New Roman"/>
+          <w:bCs/>
+        </w:rPr>
+        <w:t>há de triunfar</w:t>
+      </w:r>
+      <w:r>
+        <w:rPr>
+          <w:rFonts w:ascii="Times New Roman" w:hAnsi="Times New Roman"/>
+          <w:bCs/>
+        </w:rPr>
+        <w:br/>
+      </w:r>
+      <w:r>
+        <w:rPr>
+          <w:rFonts w:ascii="Times New Roman" w:hAnsi="Times New Roman"/>
+          <w:bCs/>
+        </w:rPr>
+        <w:t xml:space="preserve">Deixo aqui meu louvor </w:t>
+      </w:r>
+      <w:r>
+        <w:rPr>
+          <w:rFonts w:ascii="Times New Roman" w:hAnsi="Times New Roman"/>
+          <w:bCs/>
+        </w:rPr>
+        <w:br/>
+      </w:r>
+      <w:r>
+        <w:rPr>
+          <w:rFonts w:ascii="Times New Roman" w:hAnsi="Times New Roman"/>
+          <w:bCs/>
+        </w:rPr>
+        <w:t>sobre o Teu altar</w:t>
       </w:r>
     </w:p>
     <w:p>
       <w:pPr>
-        <w:spacing w:before="120" w:after="0"/>
-        <w:rPr>
-          <w:rFonts w:ascii="Times New Roman" w:hAnsi="Times New Roman"/>
+        <w:rPr>
+          <w:rFonts w:ascii="Times New Roman" w:hAnsi="Times New Roman"/>
+          <w:b/>
           <w:bCs/>
         </w:rPr>
       </w:pPr>
       <w:r>
         <w:rPr>
           <w:rFonts w:ascii="Times New Roman" w:hAnsi="Times New Roman"/>
-          <w:bCs/>
-        </w:rPr>
-        <w:t>Se ofendi meu irmão venho confessar</w:t>
+          <w:b/>
+          <w:bCs/>
+          <w:i/>
+          <w:iCs/>
+        </w:rPr>
+        <w:t>[REFRÃO]</w:t>
+      </w:r>
+      <w:r>
+        <w:rPr>
+          <w:rFonts w:ascii="Times New Roman" w:hAnsi="Times New Roman"/>
+          <w:b/>
+          <w:bCs/>
+        </w:rPr>
+        <w:t xml:space="preserve"> </w:t>
       </w:r>
     </w:p>
     <w:p>
       <w:pPr>
-        <w:spacing w:after="0"/>
-        <w:rPr>
-          <w:rFonts w:ascii="Times New Roman" w:hAnsi="Times New Roman"/>
-          <w:bCs/>
+        <w:rPr>
+          <w:rFonts w:ascii="Times New Roman" w:hAnsi="Times New Roman"/>
+          <w:bCs/>
+          <w:iCs/>
         </w:rPr>
       </w:pPr>
       <w:r>
         <w:rPr>
           <w:rFonts w:ascii="Times New Roman" w:hAnsi="Times New Roman"/>
           <w:bCs/>
-        </w:rPr>
-        <w:t>Se retive o perdão, dá-me o perdoar</w:t>
-      </w:r>
-    </w:p>
-    <w:p>
-      <w:pPr>
-        <w:spacing w:after="0"/>
-        <w:rPr>
-          <w:rFonts w:ascii="Times New Roman" w:hAnsi="Times New Roman"/>
-          <w:bCs/>
-        </w:rPr>
-      </w:pPr>
-      <w:r>
-        <w:rPr>
-          <w:rFonts w:ascii="Times New Roman" w:hAnsi="Times New Roman"/>
-          <w:bCs/>
-        </w:rPr>
-        <w:t>Sei que em Ti todo amor há de triunfar</w:t>
-      </w:r>
-    </w:p>
-    <w:p>
-      <w:pPr>
-        <w:spacing w:after="0"/>
-        <w:rPr>
-          <w:rFonts w:ascii="Times New Roman" w:hAnsi="Times New Roman"/>
-          <w:bCs/>
-        </w:rPr>
-      </w:pPr>
-      <w:r>
-        <w:rPr>
-          <w:rFonts w:ascii="Times New Roman" w:hAnsi="Times New Roman"/>
-          <w:bCs/>
-        </w:rPr>
-        <w:t>Deixo aqui meu louvor sobre o Teu altar</w:t>
-      </w:r>
-    </w:p>
-    <w:p>
-      <w:pPr>
-        <w:spacing w:before="120"/>
-        <w:rPr>
-          <w:rFonts w:ascii="Times New Roman" w:hAnsi="Times New Roman"/>
-          <w:b/>
-          <w:bCs/>
-        </w:rPr>
-      </w:pPr>
-      <w:r>
-        <w:rPr>
-          <w:rFonts w:ascii="Times New Roman" w:hAnsi="Times New Roman"/>
-          <w:b/>
-          <w:bCs/>
-          <w:i/>
           <w:iCs/>
         </w:rPr>
-        <w:t>[REFRÃO]</w:t>
-      </w:r>
-      <w:r>
-        <w:rPr>
-          <w:rFonts w:ascii="Times New Roman" w:hAnsi="Times New Roman"/>
-          <w:b/>
-          <w:bCs/>
-        </w:rPr>
-        <w:t xml:space="preserve"> </w:t>
-      </w:r>
-    </w:p>
-    <w:p>
-      <w:pPr>
-        <w:spacing w:before="120"/>
-        <w:rPr>
-          <w:rFonts w:ascii="Times New Roman" w:hAnsi="Times New Roman"/>
-          <w:b/>
-          <w:bCs/>
-        </w:rPr>
-      </w:pPr>
+        <w:t>Consola-me com Tua paz</w:t>
+      </w:r>
       <w:r>
         <w:rPr>
           <w:rFonts w:ascii="Times New Roman" w:hAnsi="Times New Roman"/>
           <w:bCs/>
           <w:iCs/>
         </w:rPr>
-        <w:t xml:space="preserve">Consola-me com Tua paz </w:t>
+        <w:br/>
       </w:r>
       <w:r>
         <w:rPr>
@@ -264,23 +363,7 @@
           <w:bCs/>
           <w:iCs/>
         </w:rPr>
-        <w:t>[</w:t>
-      </w:r>
-      <w:r>
-        <w:rPr>
-          <w:rFonts w:ascii="Times New Roman" w:hAnsi="Times New Roman"/>
-          <w:bCs/>
-          <w:iCs/>
-        </w:rPr>
-        <w:t>2X</w:t>
-      </w:r>
-      <w:r>
-        <w:rPr>
-          <w:rFonts w:ascii="Times New Roman" w:hAnsi="Times New Roman"/>
-          <w:bCs/>
-          <w:iCs/>
-        </w:rPr>
-        <w:t>]</w:t>
+        <w:t>Consola-me com Tua paz</w:t>
       </w:r>
     </w:p>
     <w:sectPr>
